--- a/NeuroCausal_X_Feature_Documentation.docx
+++ b/NeuroCausal_X_Feature_Documentation.docx
@@ -4,234 +4,30 @@
   <w:body>
     <w:p>
       <w:pPr>
-        <w:jc w:val="left"/>
+        <w:spacing w:before="0" w:after="80"/>
+      </w:pPr>
+      <w:r>
+        <w:rPr>
+          <w:b/>
+          <w:color w:val="0F172A"/>
+          <w:sz w:val="40"/>
+        </w:rPr>
+        <w:t>NeuroCausal-X™: Comprehensive In-Depth Architectural Guide</w:t>
+      </w:r>
+    </w:p>
+    <w:p>
+      <w:pPr>
+        <w:spacing w:after="280"/>
       </w:pPr>
       <w:r>
         <w:rPr>
           <w:b/>
           <w:color w:val="0D9488"/>
-          <w:sz w:val="19"/>
+          <w:sz w:val="24"/>
         </w:rPr>
-        <w:t>ADVANCED MEDICAL AI SPECIFICATION &amp; NOVELTY DOSSIER</w:t>
+        <w:t>SOTA Causal Inpainting Ablation, Conformal Uncertainty Sets &amp; Radiomic Morphometry</w:t>
       </w:r>
     </w:p>
-    <w:p>
-      <w:pPr>
-        <w:jc w:val="left"/>
-      </w:pPr>
-      <w:r>
-        <w:rPr>
-          <w:b/>
-          <w:color w:val="0F172A"/>
-          <w:sz w:val="44"/>
-        </w:rPr>
-        <w:t>NeuroCausal-X™</w:t>
-        <w:br/>
-        <w:t>Causal Inpainting, Conformal Uncertainty Sets &amp; Radiomics</w:t>
-      </w:r>
-    </w:p>
-    <w:p>
-      <w:r>
-        <w:rPr>
-          <w:i/>
-          <w:color w:val="475569"/>
-          <w:sz w:val="24"/>
-        </w:rPr>
-        <w:t>A State-of-the-Art Clinical Reasoning and Explainability Architecture for Brain Tumor MRI Diagnosis</w:t>
-      </w:r>
-    </w:p>
-    <w:tbl>
-      <w:tblPr>
-        <w:tblW w:type="auto" w:w="0"/>
-        <w:jc w:val="center"/>
-        <w:tblLayout w:type="fixed"/>
-        <w:tblLook w:firstColumn="1" w:firstRow="1" w:lastColumn="0" w:lastRow="0" w:noHBand="0" w:noVBand="1" w:val="04A0"/>
-      </w:tblPr>
-      <w:tblGrid>
-        <w:gridCol w:w="4680"/>
-        <w:gridCol w:w="4680"/>
-      </w:tblGrid>
-      <w:tr>
-        <w:tc>
-          <w:tcPr>
-            <w:tcW w:type="dxa" w:w="3168"/>
-            <w:shd w:val="clear" w:color="auto" w:fill="F1F5F9"/>
-            <w:tcMar>
-              <w:top w:w="60" w:type="dxa"/>
-              <w:bottom w:w="60" w:type="dxa"/>
-              <w:left w:w="100" w:type="dxa"/>
-              <w:right w:w="100" w:type="dxa"/>
-            </w:tcMar>
-          </w:tcPr>
-          <w:p>
-            <w:r>
-              <w:rPr>
-                <w:b/>
-                <w:color w:val="0F172A"/>
-                <w:sz w:val="19"/>
-              </w:rPr>
-              <w:t>Project Title:</w:t>
-            </w:r>
-          </w:p>
-        </w:tc>
-        <w:tc>
-          <w:tcPr>
-            <w:tcW w:type="dxa" w:w="6192"/>
-            <w:shd w:val="clear" w:color="auto" w:fill="F8FAFC"/>
-            <w:tcMar>
-              <w:top w:w="60" w:type="dxa"/>
-              <w:bottom w:w="60" w:type="dxa"/>
-              <w:left w:w="100" w:type="dxa"/>
-              <w:right w:w="100" w:type="dxa"/>
-            </w:tcMar>
-          </w:tcPr>
-          <w:p>
-            <w:r>
-              <w:rPr>
-                <w:color w:val="475569"/>
-                <w:sz w:val="19"/>
-              </w:rPr>
-              <w:t>Brain Tumor Detection from MRI Images using Transfer Learning</w:t>
-            </w:r>
-          </w:p>
-        </w:tc>
-      </w:tr>
-      <w:tr>
-        <w:tc>
-          <w:tcPr>
-            <w:tcW w:type="dxa" w:w="3168"/>
-            <w:shd w:val="clear" w:color="auto" w:fill="F1F5F9"/>
-            <w:tcMar>
-              <w:top w:w="60" w:type="dxa"/>
-              <w:bottom w:w="60" w:type="dxa"/>
-              <w:left w:w="100" w:type="dxa"/>
-              <w:right w:w="100" w:type="dxa"/>
-            </w:tcMar>
-          </w:tcPr>
-          <w:p>
-            <w:r>
-              <w:rPr>
-                <w:b/>
-                <w:color w:val="0F172A"/>
-                <w:sz w:val="19"/>
-              </w:rPr>
-              <w:t>Authors / Contributors:</w:t>
-            </w:r>
-          </w:p>
-        </w:tc>
-        <w:tc>
-          <w:tcPr>
-            <w:tcW w:type="dxa" w:w="6192"/>
-            <w:shd w:val="clear" w:color="auto" w:fill="F8FAFC"/>
-            <w:tcMar>
-              <w:top w:w="60" w:type="dxa"/>
-              <w:bottom w:w="60" w:type="dxa"/>
-              <w:left w:w="100" w:type="dxa"/>
-              <w:right w:w="100" w:type="dxa"/>
-            </w:tcMar>
-          </w:tcPr>
-          <w:p>
-            <w:r>
-              <w:rPr>
-                <w:color w:val="475569"/>
-                <w:sz w:val="19"/>
-              </w:rPr>
-              <w:t>Sarthak Agarwal (24BIT0116), Aditya Asutosh Mishra, Darshan K</w:t>
-            </w:r>
-          </w:p>
-        </w:tc>
-      </w:tr>
-      <w:tr>
-        <w:tc>
-          <w:tcPr>
-            <w:tcW w:type="dxa" w:w="3168"/>
-            <w:shd w:val="clear" w:color="auto" w:fill="F1F5F9"/>
-            <w:tcMar>
-              <w:top w:w="60" w:type="dxa"/>
-              <w:bottom w:w="60" w:type="dxa"/>
-              <w:left w:w="100" w:type="dxa"/>
-              <w:right w:w="100" w:type="dxa"/>
-            </w:tcMar>
-          </w:tcPr>
-          <w:p>
-            <w:r>
-              <w:rPr>
-                <w:b/>
-                <w:color w:val="0F172A"/>
-                <w:sz w:val="19"/>
-              </w:rPr>
-              <w:t>Novel Architecture Module:</w:t>
-            </w:r>
-          </w:p>
-        </w:tc>
-        <w:tc>
-          <w:tcPr>
-            <w:tcW w:type="dxa" w:w="6192"/>
-            <w:shd w:val="clear" w:color="auto" w:fill="F8FAFC"/>
-            <w:tcMar>
-              <w:top w:w="60" w:type="dxa"/>
-              <w:bottom w:w="60" w:type="dxa"/>
-              <w:left w:w="100" w:type="dxa"/>
-              <w:right w:w="100" w:type="dxa"/>
-            </w:tcMar>
-          </w:tcPr>
-          <w:p>
-            <w:r>
-              <w:rPr>
-                <w:color w:val="475569"/>
-                <w:sz w:val="19"/>
-              </w:rPr>
-              <w:t>NeuroCausal-X™ Engine (Backend Services &amp; Next.js Cockpit)</w:t>
-            </w:r>
-          </w:p>
-        </w:tc>
-      </w:tr>
-      <w:tr>
-        <w:tc>
-          <w:tcPr>
-            <w:tcW w:type="dxa" w:w="3168"/>
-            <w:shd w:val="clear" w:color="auto" w:fill="F1F5F9"/>
-            <w:tcMar>
-              <w:top w:w="60" w:type="dxa"/>
-              <w:bottom w:w="60" w:type="dxa"/>
-              <w:left w:w="100" w:type="dxa"/>
-              <w:right w:w="100" w:type="dxa"/>
-            </w:tcMar>
-          </w:tcPr>
-          <w:p>
-            <w:r>
-              <w:rPr>
-                <w:b/>
-                <w:color w:val="0F172A"/>
-                <w:sz w:val="19"/>
-              </w:rPr>
-              <w:t>Evaluation Status:</w:t>
-            </w:r>
-          </w:p>
-        </w:tc>
-        <w:tc>
-          <w:tcPr>
-            <w:tcW w:type="dxa" w:w="6192"/>
-            <w:shd w:val="clear" w:color="auto" w:fill="F8FAFC"/>
-            <w:tcMar>
-              <w:top w:w="60" w:type="dxa"/>
-              <w:bottom w:w="60" w:type="dxa"/>
-              <w:left w:w="100" w:type="dxa"/>
-              <w:right w:w="100" w:type="dxa"/>
-            </w:tcMar>
-          </w:tcPr>
-          <w:p>
-            <w:r>
-              <w:rPr>
-                <w:color w:val="475569"/>
-                <w:sz w:val="19"/>
-              </w:rPr>
-              <w:t>100% Automated Test Pass Rate (44/44 Unit &amp; Regression Tests)</w:t>
-            </w:r>
-          </w:p>
-        </w:tc>
-      </w:tr>
-    </w:tbl>
     <w:p>
       <w:pPr>
         <w:spacing w:after="240"/>
@@ -245,66 +41,65 @@
         <w:rPr>
           <w:b/>
           <w:color w:val="1E3A8A"/>
-          <w:sz w:val="30"/>
+          <w:sz w:val="29"/>
         </w:rPr>
-        <w:t>1. Executive Summary &amp; Clinical Philosophy</w:t>
+        <w:t>1. The Big Picture: Plain-English Analogy</w:t>
       </w:r>
     </w:p>
     <w:p>
       <w:r>
-        <w:t xml:space="preserve">Modern deep learning architectures applied to cranial neuro-oncology (specifically multi-class classification of Glioma, Meningioma, Pituitary Adenoma, and Healthy parenchyma) frequently achieve benchmark accuracy between 80% and 90%. However, their translation to real-world clinical radiology has been stalled by three fundamental barriers: (1) overconfident, uncalibrated softmax probability heuristics, (2) susceptibility to shortcut learning where attention heatmaps reflect correlation rather than true pathology, and (3) a complete absence of quantified physical morphometrics. </w:t>
+        <w:t>Imagine you are in a hospital with two different junior doctors reviewing your brain MRI:</w:t>
+      </w:r>
+    </w:p>
+    <w:p>
+      <w:pPr>
+        <w:ind w:left="360"/>
+      </w:pPr>
+      <w:r>
+        <w:rPr>
+          <w:b/>
+          <w:color w:val="1E3A8A"/>
+        </w:rPr>
+        <w:t>• Doctor A (Standard AI / What 99% of GitHub projects do):</w:t>
+        <w:br/>
+      </w:r>
+      <w:r>
+        <w:t>Doctor A glances at the scan, pulls a number out of thin air, and says: "I am 98% confident you have a Meningioma."</w:t>
+        <w:br/>
+        <w:t>When you ask why, they hand you a blurry thermal heatmap with a red blob on it. When you ask: "What if that red blob is just an artifact from the scanner?" or "Could it be a Glioma instead?", Doctor A has no answer. They cannot prove causality, and they cannot give you a safety margin.</w:t>
+      </w:r>
+    </w:p>
+    <w:p>
+      <w:pPr>
+        <w:spacing w:after="200"/>
+        <w:ind w:left="360"/>
+      </w:pPr>
+      <w:r>
+        <w:rPr>
+          <w:b/>
+          <w:color w:val="0D9488"/>
+        </w:rPr>
+        <w:t>• Doctor B (NeuroCausal-X™):</w:t>
+        <w:br/>
+      </w:r>
+      <w:r>
+        <w:t>Doctor B reviews the scan and says:</w:t>
+        <w:br/>
+        <w:t>1. "Statistically, with a 95% mathematical guarantee, the true diagnosis lies within the differential set: {Glioma, Meningioma}. There is borderline tissue ambiguity, so I am not going to gamble with a single guess."</w:t>
+        <w:br/>
+        <w:t>2. "To prove the AI isn't hallucinating on scanner noise, I performed a digital lesion resection: I digitally erased the tumor using the healthy side of your brain as a template. When the tumor vanished, the AI's tumor confidence collapsed from 86% down to 8% (ΔP = 78%). That proves the diagnosis is causally driven by the lesion, not image artifacts."</w:t>
+        <w:br/>
+        <w:t>3. "Here are the exact physical measurements: the cross-sectional area is 342 mm², the sphericity index is 0.72 (indicating a smooth, circumscribed boundary), and its position sits on the extra-axial dural border, which heavily supports Meningioma over an infiltrative Glioma."</w:t>
       </w:r>
     </w:p>
     <w:p>
       <w:r>
-        <w:t>NeuroCausal-X™ is an advanced, publication-grade reasoning and explainability suite developed to solve these limitations. Instead of acting as an opaque 'black-box fortune teller', NeuroCausal-X operates like an evidence-based clinical consultation by providing: (a) mathematically guaranteed Split Conformal Prediction sets with 95% coverage, (b) counterfactual digital lesion resection that measures the causal confidence drop (Delta-P) upon tumor inpainting, and (c) precision radiomic shape descriptors including metric area (mm²), boundary sphericity (Psi), margin irregularity, and neuroanatomical cranial compartment mapping.</w:t>
+        <w:rPr>
+          <w:b/>
+          <w:color w:val="1E3A8A"/>
+        </w:rPr>
+        <w:t>NeuroCausal-X™ transforms this project from a black-box guessing tool into a publication-grade clinical decision engine.</w:t>
       </w:r>
-    </w:p>
-    <w:tbl>
-      <w:tblPr>
-        <w:tblW w:type="auto" w:w="0"/>
-        <w:jc w:val="center"/>
-        <w:tblLook w:firstColumn="1" w:firstRow="1" w:lastColumn="0" w:lastRow="0" w:noHBand="0" w:noVBand="1" w:val="04A0"/>
-      </w:tblPr>
-      <w:tblGrid>
-        <w:gridCol w:w="9360"/>
-      </w:tblGrid>
-      <w:tr>
-        <w:tc>
-          <w:tcPr>
-            <w:tcW w:type="dxa" w:w="9360"/>
-            <w:shd w:val="clear" w:color="auto" w:fill="F0FDFA"/>
-            <w:tcMar>
-              <w:top w:w="120" w:type="dxa"/>
-              <w:bottom w:w="120" w:type="dxa"/>
-              <w:left w:w="160" w:type="dxa"/>
-              <w:right w:w="160" w:type="dxa"/>
-            </w:tcMar>
-          </w:tcPr>
-          <w:p>
-            <w:r>
-              <w:rPr>
-                <w:b/>
-                <w:color w:val="0D9488"/>
-                <w:sz w:val="20"/>
-              </w:rPr>
-              <w:t xml:space="preserve">THE CLINICAL SHIFT: </w:t>
-            </w:r>
-            <w:r>
-              <w:rPr>
-                <w:color w:val="0F172A"/>
-                <w:sz w:val="20"/>
-              </w:rPr>
-              <w:t>Standard AI asks: 'What is the most likely class?'. NeuroCausal-X asks: 'What is the statistically bounded differential set (1 - alpha = 95%), does removing the tumor causally change the AI's diagnosis, and what are the measured physical morphometrics of the lesion?'</w:t>
-            </w:r>
-          </w:p>
-        </w:tc>
-      </w:tr>
-    </w:tbl>
-    <w:p>
-      <w:pPr>
-        <w:spacing w:after="80"/>
-      </w:pPr>
     </w:p>
     <w:p>
       <w:pPr>
@@ -314,14 +109,14 @@
         <w:rPr>
           <w:b/>
           <w:color w:val="1E3A8A"/>
-          <w:sz w:val="30"/>
+          <w:sz w:val="29"/>
         </w:rPr>
-        <w:t>2. The Three Critical Research Gaps in Traditional AI</w:t>
+        <w:t>2. What Was the Research Gap Before? (The 3 Fatal Flaws of Standard Projects)</w:t>
       </w:r>
     </w:p>
     <w:p>
       <w:r>
-        <w:t>Over 95% of published academic repositories and benchmark solutions on brain tumor classification rely on an identical, flawed workflow: Raw Image -&gt; CNN -&gt; Softmax Label -&gt; Grad-CAM Heatmap. NeuroCausal-X targets the three core scientific gaps of this approach:</w:t>
+        <w:t>Almost every brain tumor detection project published by students or on Kaggle/GitHub makes three fundamental scientific mistakes:</w:t>
       </w:r>
     </w:p>
     <w:tbl>
@@ -349,7 +144,7 @@
                 <w:color w:val="FFFFFF"/>
                 <w:sz w:val="20"/>
               </w:rPr>
-              <w:t>Research Gap</w:t>
+              <w:t>The Flaw</w:t>
             </w:r>
           </w:p>
         </w:tc>
@@ -365,7 +160,7 @@
                 <w:color w:val="FFFFFF"/>
                 <w:sz w:val="20"/>
               </w:rPr>
-              <w:t>Current Traditional Approach</w:t>
+              <w:t>What Standard Projects Do</w:t>
             </w:r>
           </w:p>
         </w:tc>
@@ -381,7 +176,7 @@
                 <w:color w:val="FFFFFF"/>
                 <w:sz w:val="20"/>
               </w:rPr>
-              <w:t>NeuroCausal-X Solution</w:t>
+              <w:t>Why It Fails Clinically</w:t>
             </w:r>
           </w:p>
         </w:tc>
@@ -389,7 +184,7 @@
       <w:tr>
         <w:tc>
           <w:tcPr>
-            <w:tcW w:type="dxa" w:w="2592"/>
+            <w:tcW w:type="dxa" w:w="2880"/>
             <w:shd w:val="clear" w:color="auto" w:fill="F8FAFC"/>
             <w:tcMar>
               <w:top w:w="80" w:type="dxa"/>
@@ -404,9 +199,30 @@
                 <w:color w:val="0F172A"/>
                 <w:sz w:val="19"/>
               </w:rPr>
-              <w:t>1. The Softmax Fallacy</w:t>
+              <w:t>1. The "Softmax Lie"</w:t>
               <w:br/>
-              <w:t>(Uncalibrated Risk)</w:t>
+              <w:t>(Uncalibrated Confidence)</w:t>
+            </w:r>
+          </w:p>
+        </w:tc>
+        <w:tc>
+          <w:tcPr>
+            <w:tcW w:type="dxa" w:w="3168"/>
+            <w:shd w:val="clear" w:color="auto" w:fill="F8FAFC"/>
+            <w:tcMar>
+              <w:top w:w="80" w:type="dxa"/>
+              <w:bottom w:w="80" w:type="dxa"/>
+              <w:left w:w="100" w:type="dxa"/>
+              <w:right w:w="100" w:type="dxa"/>
+            </w:tcMar>
+          </w:tcPr>
+          <w:p>
+            <w:r>
+              <w:rPr>
+                <w:color w:val="0F172A"/>
+                <w:sz w:val="19"/>
+              </w:rPr>
+              <w:t>Take raw softmax outputs (e.g. 96%) and treat them as true probabilities. If forced, they clamp it with hacks.</w:t>
             </w:r>
           </w:p>
         </w:tc>
@@ -427,28 +243,7 @@
                 <w:color w:val="0F172A"/>
                 <w:sz w:val="19"/>
               </w:rPr>
-              <w:t>Treats raw softmax outputs (e.g. 98%) as true probabilities or clamps them with ad-hoc heuristics.</w:t>
-            </w:r>
-          </w:p>
-        </w:tc>
-        <w:tc>
-          <w:tcPr>
-            <w:tcW w:type="dxa" w:w="3456"/>
-            <w:shd w:val="clear" w:color="auto" w:fill="F8FAFC"/>
-            <w:tcMar>
-              <w:top w:w="80" w:type="dxa"/>
-              <w:bottom w:w="80" w:type="dxa"/>
-              <w:left w:w="100" w:type="dxa"/>
-              <w:right w:w="100" w:type="dxa"/>
-            </w:tcMar>
-          </w:tcPr>
-          <w:p>
-            <w:r>
-              <w:rPr>
-                <w:color w:val="0F172A"/>
-                <w:sz w:val="19"/>
-              </w:rPr>
-              <w:t>Inductive Split Conformal Prediction guaranteeing that the true pathology is within the prediction set with 95% statistical coverage (Angelopoulos &amp; Bates, 2023).</w:t>
+              <w:t>Softmax is notoriously overconfident. It guesses 90%+ even on ambiguous scans.</w:t>
             </w:r>
           </w:p>
         </w:tc>
@@ -456,7 +251,7 @@
       <w:tr>
         <w:tc>
           <w:tcPr>
-            <w:tcW w:type="dxa" w:w="2592"/>
+            <w:tcW w:type="dxa" w:w="2880"/>
             <w:shd w:val="clear" w:color="auto" w:fill="FFFFFF"/>
             <w:tcMar>
               <w:top w:w="80" w:type="dxa"/>
@@ -471,9 +266,30 @@
                 <w:color w:val="0F172A"/>
                 <w:sz w:val="19"/>
               </w:rPr>
-              <w:t>2. Saliency Illusion</w:t>
+              <w:t>2. The "Saliency Illusion"</w:t>
               <w:br/>
               <w:t>(Clever Hans Effect)</w:t>
+            </w:r>
+          </w:p>
+        </w:tc>
+        <w:tc>
+          <w:tcPr>
+            <w:tcW w:type="dxa" w:w="3168"/>
+            <w:shd w:val="clear" w:color="auto" w:fill="FFFFFF"/>
+            <w:tcMar>
+              <w:top w:w="80" w:type="dxa"/>
+              <w:bottom w:w="80" w:type="dxa"/>
+              <w:left w:w="100" w:type="dxa"/>
+              <w:right w:w="100" w:type="dxa"/>
+            </w:tcMar>
+          </w:tcPr>
+          <w:p>
+            <w:r>
+              <w:rPr>
+                <w:color w:val="0F172A"/>
+                <w:sz w:val="19"/>
+              </w:rPr>
+              <w:t>Display a standard Grad-CAM heatmap (a soft red/yellow blob).</w:t>
             </w:r>
           </w:p>
         </w:tc>
@@ -494,28 +310,7 @@
                 <w:color w:val="0F172A"/>
                 <w:sz w:val="19"/>
               </w:rPr>
-              <w:t>Displays a soft Grad-CAM heatmap. Heatmaps only prove correlation, not causality; models often focus on skull bone, coil noise, or contrast markers.</w:t>
-            </w:r>
-          </w:p>
-        </w:tc>
-        <w:tc>
-          <w:tcPr>
-            <w:tcW w:type="dxa" w:w="3456"/>
-            <w:shd w:val="clear" w:color="auto" w:fill="FFFFFF"/>
-            <w:tcMar>
-              <w:top w:w="80" w:type="dxa"/>
-              <w:bottom w:w="80" w:type="dxa"/>
-              <w:left w:w="100" w:type="dxa"/>
-              <w:right w:w="100" w:type="dxa"/>
-            </w:tcMar>
-          </w:tcPr>
-          <w:p>
-            <w:r>
-              <w:rPr>
-                <w:color w:val="0F172A"/>
-                <w:sz w:val="19"/>
-              </w:rPr>
-              <w:t>Counterfactual Digital Lesion Resection via symmetry-guided Navier-Stokes inpainting, measuring the Causal Attribution Drop (Delta-P) to prove lesion dependency.</w:t>
+              <w:t>Heatmaps show correlation, NOT causation (the "Clever Hans" shortcut learning bug).</w:t>
             </w:r>
           </w:p>
         </w:tc>
@@ -523,7 +318,7 @@
       <w:tr>
         <w:tc>
           <w:tcPr>
-            <w:tcW w:type="dxa" w:w="2592"/>
+            <w:tcW w:type="dxa" w:w="2880"/>
             <w:shd w:val="clear" w:color="auto" w:fill="F8FAFC"/>
             <w:tcMar>
               <w:top w:w="80" w:type="dxa"/>
@@ -538,9 +333,30 @@
                 <w:color w:val="0F172A"/>
                 <w:sz w:val="19"/>
               </w:rPr>
-              <w:t>3. Radiologist Disconnect</w:t>
+              <w:t>3. The "Radiologist Disconnect"</w:t>
               <w:br/>
               <w:t>(Zero Morphometry)</w:t>
+            </w:r>
+          </w:p>
+        </w:tc>
+        <w:tc>
+          <w:tcPr>
+            <w:tcW w:type="dxa" w:w="3168"/>
+            <w:shd w:val="clear" w:color="auto" w:fill="F8FAFC"/>
+            <w:tcMar>
+              <w:top w:w="80" w:type="dxa"/>
+              <w:bottom w:w="80" w:type="dxa"/>
+              <w:left w:w="100" w:type="dxa"/>
+              <w:right w:w="100" w:type="dxa"/>
+            </w:tcMar>
+          </w:tcPr>
+          <w:p>
+            <w:r>
+              <w:rPr>
+                <w:color w:val="0F172A"/>
+                <w:sz w:val="19"/>
+              </w:rPr>
+              <w:t>Output only a label: "Meningioma". No physical dimensions, borders, or anatomical compartments provided.</w:t>
             </w:r>
           </w:p>
         </w:tc>
@@ -561,28 +377,7 @@
                 <w:color w:val="0F172A"/>
                 <w:sz w:val="19"/>
               </w:rPr>
-              <w:t>Outputs only an abstract text label. Radiologists cannot verify tumor borders, area, or surgical margins from an unquantified heatmap blob.</w:t>
-            </w:r>
-          </w:p>
-        </w:tc>
-        <w:tc>
-          <w:tcPr>
-            <w:tcW w:type="dxa" w:w="3456"/>
-            <w:shd w:val="clear" w:color="auto" w:fill="F8FAFC"/>
-            <w:tcMar>
-              <w:top w:w="80" w:type="dxa"/>
-              <w:bottom w:w="80" w:type="dxa"/>
-              <w:left w:w="100" w:type="dxa"/>
-              <w:right w:w="100" w:type="dxa"/>
-            </w:tcMar>
-          </w:tcPr>
-          <w:p>
-            <w:r>
-              <w:rPr>
-                <w:color w:val="0F172A"/>
-                <w:sz w:val="19"/>
-              </w:rPr>
-              <w:t>Quantitative Radiomics Profiler extracting metric surface area (mm²), border sphericity (Psi), margin irregularity, and anatomical compartment mapping.</w:t>
+              <w:t>Radiologists never diagnose without area (mm²), border roughness, and cranial locus.</w:t>
             </w:r>
           </w:p>
         </w:tc>
@@ -601,9 +396,9 @@
         <w:rPr>
           <w:b/>
           <w:color w:val="1E3A8A"/>
-          <w:sz w:val="30"/>
+          <w:sz w:val="29"/>
         </w:rPr>
-        <w:t>3. Pillar 1: Split Conformal Prediction Sets &amp; Uncertainty</w:t>
+        <w:t>3. How NeuroCausal-X™ Solves Each Gap Step-by-Step</w:t>
       </w:r>
     </w:p>
     <w:p>
@@ -616,12 +411,48 @@
           <w:color w:val="0D9488"/>
           <w:sz w:val="25"/>
         </w:rPr>
-        <w:t>3.1 Mathematical Formulation</w:t>
+        <w:t>Pillar 1: Split Conformal Prediction Sets (P(Y in Ĉ) &gt;= 95%)</w:t>
+      </w:r>
+    </w:p>
+    <w:p>
+      <w:pPr>
+        <w:spacing w:before="160" w:after="40"/>
+      </w:pPr>
+      <w:r>
+        <w:rPr>
+          <w:b/>
+          <w:color w:val="0F172A"/>
+          <w:sz w:val="22"/>
+        </w:rPr>
+        <w:t>The Clinical Problem</w:t>
       </w:r>
     </w:p>
     <w:p>
       <w:r>
-        <w:t>Standard multi-class neural networks output a probability vector f(X) in Delta^4. However, deep networks are not well-calibrated. Split Conformal Prediction constructs a prediction set C(X) that satisfies finite-sample, distribution-free marginal coverage guarantees:</w:t>
+        <w:t>Deep learning models are notoriously overconfident. A standard CNN might predict:</w:t>
+        <w:br/>
+        <w:t>Glioma: 52%, Meningioma: 44%, Pituitary: 3%, No Tumor: 1%</w:t>
+        <w:br/>
+        <w:t>In a typical app, the code simply takes argmax, forces a single diagnosis ("Glioma Tumor: 52%"), and hides the fact that it was essentially a coin toss. In clinical medicine, a forced single guess on a borderline scan leads to misdiagnosis and inappropriate surgical planning.</w:t>
+      </w:r>
+    </w:p>
+    <w:p>
+      <w:pPr>
+        <w:spacing w:before="160" w:after="40"/>
+      </w:pPr>
+      <w:r>
+        <w:rPr>
+          <w:b/>
+          <w:color w:val="0F172A"/>
+          <w:sz w:val="22"/>
+        </w:rPr>
+        <w:t>What We Implemented</w:t>
+      </w:r>
+    </w:p>
+    <w:p>
+      <w:r>
+        <w:t>We implemented Inductive Split Conformal Prediction (based on Angelopoulos &amp; Bates, 2023 and CONSeg, 2024–2025). Conformal prediction is a branch of modern statistics that provides distribution-free, finite-sample statistical coverage guarantees:</w:t>
+        <w:br/>
       </w:r>
     </w:p>
     <w:p>
@@ -634,24 +465,104 @@
           <w:color w:val="1E3A8A"/>
           <w:sz w:val="24"/>
         </w:rPr>
-        <w:t>P( Y_true in C_{1-alpha}(X) ) &gt;= 1 - alpha</w:t>
+        <w:t>P( Y_true ∈ Ĉ_{1-α}(X) ) ≥ 1 - α</w:t>
       </w:r>
     </w:p>
     <w:p>
+      <w:pPr>
+        <w:spacing w:before="160" w:after="40"/>
+      </w:pPr>
       <w:r>
-        <w:t>1. Calibration Score: On a calibration set (X_1, Y_1), ..., (X_n, Y_n) held out from training, we compute non-conformity scores:</w:t>
+        <w:rPr>
+          <w:b/>
+          <w:color w:val="0F172A"/>
+          <w:sz w:val="22"/>
+        </w:rPr>
+        <w:t>How It Works Step-by-Step:</w:t>
+      </w:r>
+    </w:p>
+    <w:p>
+      <w:pPr>
+        <w:ind w:left="288"/>
+      </w:pPr>
+      <w:r>
+        <w:rPr>
+          <w:b/>
+          <w:color w:val="1E3A8A"/>
+        </w:rPr>
+        <w:t xml:space="preserve">1. Calibration Phase: </w:t>
+      </w:r>
+      <w:r>
+        <w:t>On a held-out calibration dataset, we calculate the model's non-conformity score for every sample: s_i = 1 - f(X_i)_{y_i} (where f(X_i)_{y_i} is the probability assigned to the true label y_i).</w:t>
+      </w:r>
+    </w:p>
+    <w:p>
+      <w:pPr>
+        <w:ind w:left="288"/>
+      </w:pPr>
+      <w:r>
+        <w:rPr>
+          <w:b/>
+          <w:color w:val="1E3A8A"/>
+        </w:rPr>
+        <w:t xml:space="preserve">2. Quantile Threshold: </w:t>
+      </w:r>
+      <w:r>
+        <w:t>We compute the critical (1 - α) empirical quantile threshold q̂_α (for α = 0.05 ⟹ 95% confidence guarantee, threshold ≈ 0.082).</w:t>
+      </w:r>
+    </w:p>
+    <w:p>
+      <w:pPr>
+        <w:ind w:left="288"/>
+      </w:pPr>
+      <w:r>
+        <w:rPr>
+          <w:b/>
+          <w:color w:val="1E3A8A"/>
+        </w:rPr>
+        <w:t xml:space="preserve">3. Set Generation: </w:t>
+      </w:r>
+      <w:r>
+        <w:t>For any newly uploaded scan, instead of outputting one class, the engine includes every class whose calibrated probability meets the threshold:</w:t>
         <w:br/>
-        <w:t xml:space="preserve">   s_i = 1 - f(X_i)_{Y_i}</w:t>
+        <w:t>Ĉ_{0.95}(X) = { c ∈ Y : P(Y = c | X) ≥ 1 - q̂_{0.05} }</w:t>
+      </w:r>
+    </w:p>
+    <w:p>
+      <w:pPr>
+        <w:ind w:left="288"/>
+      </w:pPr>
+      <w:r>
+        <w:rPr>
+          <w:b/>
+          <w:color w:val="1E3A8A"/>
+        </w:rPr>
+        <w:t xml:space="preserve">4. Ambiguity Categorization: </w:t>
+      </w:r>
+      <w:r>
         <w:br/>
-        <w:t>2. Quantile Threshold: We compute the empirical (1 - alpha) quantile:</w:t>
+        <w:t>• Singleton Set (|Ĉ| = 1): e.g., {"Pituitary Tumor"}. The AI is statistically confident that no other class is plausible.</w:t>
         <w:br/>
-        <w:t xml:space="preserve">   q_hat_alpha = Quantile( s_1, ..., s_n; ceil((n+1)(1-alpha))/n )</w:t>
+        <w:t>• Bimodal Differential (|Ĉ| = 2): e.g., {"Glioma Tumor", "Meningioma Tumor"}. The AI alerts the clinician: "Tissue characteristics overlap. A differential radiologist review between Glioma and Meningioma is required."</w:t>
+      </w:r>
+    </w:p>
+    <w:p>
+      <w:pPr>
+        <w:ind w:left="288"/>
+      </w:pPr>
+      <w:r>
+        <w:rPr>
+          <w:b/>
+          <w:color w:val="1E3A8A"/>
+        </w:rPr>
+        <w:t xml:space="preserve">5. Shannon Entropy &amp; Epistemic Uncertainty: </w:t>
+      </w:r>
+      <w:r>
+        <w:t>We compute the information entropy of the probability vector:</w:t>
         <w:br/>
-        <w:t xml:space="preserve">   For alpha = 0.05 (95% guarantee), q_hat_0.05 yields an inclusion threshold cutoff of 0.082.</w:t>
+        <w:t>H(p) = -∑ p_i * ln(p_i)</w:t>
         <w:br/>
-        <w:t>3. Prediction Set Construction: For any query test MRI X_new, the prediction set includes all classes meeting the threshold:</w:t>
-        <w:br/>
-        <w:t xml:space="preserve">   C_{0.95}(X_new) = { c in Y : f(X_new)_c &gt;= 1 - q_hat_0.05 }</w:t>
+        <w:t>Normalized against maximum theoretical entropy ln(4) ≈ 1.3863, generating an Epistemic Uncertainty Gauge (0% to 100%).</w:t>
       </w:r>
     </w:p>
     <w:p>
@@ -664,31 +575,218 @@
           <w:color w:val="0D9488"/>
           <w:sz w:val="25"/>
         </w:rPr>
-        <w:t>3.2 Clinical Behavior &amp; Categorization</w:t>
+        <w:t>Pillar 2: Counterfactual Digital Lesion Resection &amp; Causal Attribution (ΔP)</w:t>
+      </w:r>
+    </w:p>
+    <w:p>
+      <w:pPr>
+        <w:spacing w:before="160" w:after="40"/>
+      </w:pPr>
+      <w:r>
+        <w:rPr>
+          <w:b/>
+          <w:color w:val="0F172A"/>
+          <w:sz w:val="22"/>
+        </w:rPr>
+        <w:t>The Clinical Problem: The "Clever Hans" Effect</w:t>
       </w:r>
     </w:p>
     <w:p>
       <w:r>
-        <w:t>Conformal prediction transforms ambiguous predictions into safe clinical action:</w:t>
+        <w:t>In 1904, a horse named Clever Hans was believed to solve math problems by tapping his hoof. In reality, the horse was simply watching the unconscious facial cues of his trainer.</w:t>
         <w:br/>
-        <w:t>• Singleton Set (|C| = 1): e.g. {'Pituitary Tumor'}. Low epistemic uncertainty; the AI is statistically confident that no differential diagnosis exists.</w:t>
+        <w:t>In medical computer vision, deep neural networks often suffer from this exact same failure: a model might predict "Glioma" not because it analyzed the tumor cells, but because of spurious correlations (e.g., patient positioning, skull bone density, or slice contrast markers).</w:t>
         <w:br/>
-        <w:t>• Bimodal Differential (|C| = 2): e.g. {'Glioma Tumor', 'Meningioma Tumor'}. Alerting clinicians that tissue characteristics overlap and secondary radiological review is required, rather than taking a dangerous 50/50 gamble.</w:t>
-        <w:br/>
-        <w:t>• Shannon Entropy H(p): We compute exact information entropy H(p) = -sum(p_i * ln(p_i)) normalized to ln(4), producing an Epistemic Uncertainty Score (0% to 100%).</w:t>
+        <w:t>Standard Grad-CAM only shows correlation, never causation.</w:t>
       </w:r>
     </w:p>
     <w:p>
       <w:pPr>
-        <w:spacing w:before="360" w:after="120"/>
+        <w:spacing w:before="160" w:after="40"/>
+      </w:pPr>
+      <w:r>
+        <w:rPr>
+          <w:b/>
+          <w:color w:val="0F172A"/>
+          <w:sz w:val="22"/>
+        </w:rPr>
+        <w:t>What We Implemented: The "What-If" Digital Resection Test</w:t>
+      </w:r>
+    </w:p>
+    <w:p>
+      <w:r>
+        <w:t>To prove causality, we built a Counterfactual Causal Inpainting Engine (backend/services/causal_inpainter.py).</w:t>
+      </w:r>
+    </w:p>
+    <w:tbl>
+      <w:tblPr>
+        <w:tblW w:type="auto" w:w="0"/>
+        <w:jc w:val="center"/>
+        <w:tblLook w:firstColumn="1" w:firstRow="1" w:lastColumn="0" w:lastRow="0" w:noHBand="0" w:noVBand="1" w:val="04A0"/>
+      </w:tblPr>
+      <w:tblGrid>
+        <w:gridCol w:w="9360"/>
+      </w:tblGrid>
+      <w:tr>
+        <w:tc>
+          <w:tcPr>
+            <w:tcW w:type="dxa" w:w="9360"/>
+            <w:shd w:val="clear" w:color="auto" w:fill="0F172A"/>
+            <w:tcMar>
+              <w:top w:w="100" w:type="dxa"/>
+              <w:bottom w:w="100" w:type="dxa"/>
+              <w:left w:w="120" w:type="dxa"/>
+              <w:right w:w="120" w:type="dxa"/>
+            </w:tcMar>
+          </w:tcPr>
+          <w:p>
+            <w:r>
+              <w:rPr>
+                <w:rFonts w:ascii="Consolas" w:hAnsi="Consolas"/>
+                <w:color w:val="F1F5F9"/>
+                <w:sz w:val="17"/>
+              </w:rPr>
+              <w:t xml:space="preserve">  [ Original Scan (Tumor Present) ]                 [ Counterfactual Scan (Digital Resection) ]</w:t>
+              <w:br/>
+              <w:t xml:space="preserve">                 │                                                       │</w:t>
+              <w:br/>
+              <w:t xml:space="preserve">                 ▼                                                       ▼</w:t>
+              <w:br/>
+              <w:t xml:space="preserve">      Model Evaluates Scan                                    Model Re-Evaluates Scan</w:t>
+              <w:br/>
+              <w:t xml:space="preserve">   P(Tumor | Real) = 86.4%                                 P(Tumor | Inpainted) = 8.2%</w:t>
+              <w:br/>
+              <w:t xml:space="preserve">                 │                                                       │</w:t>
+              <w:br/>
+              <w:t xml:space="preserve">                 └──────────────────────────┬────────────────────────────┘</w:t>
+              <w:br/>
+              <w:t xml:space="preserve">                                            ▼</w:t>
+              <w:br/>
+              <w:t xml:space="preserve">                        Causal Attribution Factor (Delta-P):</w:t>
+              <w:br/>
+              <w:t xml:space="preserve">                           ΔP = 86.4% - 8.2% = +78.2% Drop</w:t>
+              <w:br/>
+              <w:t xml:space="preserve">                                            │</w:t>
+              <w:br/>
+              <w:t xml:space="preserve">                                            ▼</w:t>
+              <w:br/>
+              <w:t xml:space="preserve">                         [ "Strong Causal Grounding Verified" ]</w:t>
+            </w:r>
+          </w:p>
+        </w:tc>
+      </w:tr>
+    </w:tbl>
+    <w:p>
+      <w:pPr>
+        <w:spacing w:after="120"/>
+      </w:pPr>
+    </w:p>
+    <w:p>
+      <w:pPr>
+        <w:spacing w:before="160" w:after="40"/>
+      </w:pPr>
+      <w:r>
+        <w:rPr>
+          <w:b/>
+          <w:color w:val="0F172A"/>
+          <w:sz w:val="22"/>
+        </w:rPr>
+        <w:t>How It Works Step-by-Step:</w:t>
+      </w:r>
+    </w:p>
+    <w:p>
+      <w:pPr>
+        <w:ind w:left="288"/>
       </w:pPr>
       <w:r>
         <w:rPr>
           <w:b/>
           <w:color w:val="1E3A8A"/>
-          <w:sz w:val="30"/>
         </w:rPr>
-        <w:t>4. Pillar 2: Counterfactual Digital Lesion Resection (Delta-P)</w:t>
+        <w:t xml:space="preserve">1. Lesion Mask Dilation: </w:t>
+      </w:r>
+      <w:r>
+        <w:t>The system extracts the active tumor boundary mask from the saliency map and dilates it by 7 pixels to encapsulate the peritumoral edema transition zone.</w:t>
+      </w:r>
+    </w:p>
+    <w:p>
+      <w:pPr>
+        <w:ind w:left="288"/>
+      </w:pPr>
+      <w:r>
+        <w:rPr>
+          <w:b/>
+          <w:color w:val="1E3A8A"/>
+        </w:rPr>
+        <w:t xml:space="preserve">2. Symmetry-Guided Contralateral Inpainting: </w:t>
+      </w:r>
+      <w:r>
+        <w:t>Human neuroanatomy possesses bilateral hemispheric symmetry. If the tumor is on the right side of the brain, the left hemisphere at coordinate (W - x, y) contains healthy, patient-matched brain parenchyma. The engine horizontally mirrors the contralateral healthy tissue and blends it into the defect using soft Gaussian alpha masks.</w:t>
+      </w:r>
+    </w:p>
+    <w:p>
+      <w:pPr>
+        <w:ind w:left="288"/>
+      </w:pPr>
+      <w:r>
+        <w:rPr>
+          <w:b/>
+          <w:color w:val="1E3A8A"/>
+        </w:rPr>
+        <w:t xml:space="preserve">3. Navier-Stokes Diffusion &amp; Bilateral Smoothing: </w:t>
+      </w:r>
+      <w:r>
+        <w:t>The boundary seams are filled using Navier-Stokes partial differential equations (cv2.INPAINT_NS), which propagate surrounding parenchymal intensity gradients along the lines of equal brightness (isophotes). A bilateral filter smooths tissue texture while preserving anatomical white/gray matter edges.</w:t>
+      </w:r>
+    </w:p>
+    <w:p>
+      <w:pPr>
+        <w:ind w:left="288"/>
+      </w:pPr>
+      <w:r>
+        <w:rPr>
+          <w:b/>
+          <w:color w:val="1E3A8A"/>
+        </w:rPr>
+        <w:t xml:space="preserve">4. Re-Inference on Counterfactual Healthy Brain (X_cf): </w:t>
+      </w:r>
+      <w:r>
+        <w:t>The synthesized 'tumor-free' scan is fed back into EfficientNet-B0.</w:t>
+      </w:r>
+    </w:p>
+    <w:p>
+      <w:pPr>
+        <w:ind w:left="288"/>
+      </w:pPr>
+      <w:r>
+        <w:rPr>
+          <w:b/>
+          <w:color w:val="1E3A8A"/>
+        </w:rPr>
+        <w:t xml:space="preserve">5. Causal Attribution Factor (ΔP_tumor): </w:t>
+      </w:r>
+      <w:r>
+        <w:br/>
+        <w:t>ΔP_tumor = P(Tumor | X) - P(Tumor | X_cf)</w:t>
+        <w:br/>
+        <w:t>• ΔP ≥ 50%: Strong Causal Grounding (High Attribution Fidelity) — Mathematical proof that the model's call was caused strictly by the lesion tissue.</w:t>
+        <w:br/>
+        <w:t>• ΔP &lt; 25%: Shortcut Learning Alert — Flags that erasing the lesion did not meaningfully drop confidence, warning clinicians of background bias.</w:t>
+      </w:r>
+    </w:p>
+    <w:p>
+      <w:pPr>
+        <w:ind w:left="288"/>
+      </w:pPr>
+      <w:r>
+        <w:rPr>
+          <w:b/>
+          <w:color w:val="1E3A8A"/>
+        </w:rPr>
+        <w:t xml:space="preserve">6. Interactive UI Before/After Slider: </w:t>
+      </w:r>
+      <w:r>
+        <w:t>Reviewers can drag an interactive handle (⇄) across the scan to digitally erase the tumor and watch the probability chart collapse in real time.</w:t>
       </w:r>
     </w:p>
     <w:p>
@@ -701,58 +799,145 @@
           <w:color w:val="0D9488"/>
           <w:sz w:val="25"/>
         </w:rPr>
-        <w:t>4.1 Eliminating Shortcut Learning via Counterfactuals</w:t>
+        <w:t>Pillar 3: Quantitative Radiomics &amp; Morphometry Engine</w:t>
+      </w:r>
+    </w:p>
+    <w:p>
+      <w:pPr>
+        <w:spacing w:before="160" w:after="40"/>
+      </w:pPr>
+      <w:r>
+        <w:rPr>
+          <w:b/>
+          <w:color w:val="0F172A"/>
+          <w:sz w:val="22"/>
+        </w:rPr>
+        <w:t>The Clinical Problem</w:t>
       </w:r>
     </w:p>
     <w:p>
       <w:r>
-        <w:t>In causal inference, a counterfactual answers: 'What would the model predict if the pathological lesion were absent, holding all anatomical and scanner background features identical?'. Traditional Grad-CAM displays attention gradients but cannot prove whether the model utilized the lesion or surrounding radiofrequency artifacts to make its decision.</w:t>
+        <w:t>A thermal heatmap is essentially a "blurry artistic blob". Neuroradiologists cannot measure surgical margins or classify WHO CNS tumor types from a heatmap alone.</w:t>
+        <w:br/>
+        <w:t>Clinical staging depends on:</w:t>
+        <w:br/>
+        <w:t>• How large is the mass in square millimeters?</w:t>
+        <w:br/>
+        <w:t>• Are the borders circumscribed and smooth (typical of benign/encapsulated Meningiomas) or infiltrative and jagged (typical of invasive malignant Gliomas)?</w:t>
+        <w:br/>
+        <w:t>• In which anatomical compartment does the mass reside?</w:t>
       </w:r>
     </w:p>
     <w:p>
       <w:pPr>
-        <w:spacing w:before="240" w:after="80"/>
+        <w:spacing w:before="160" w:after="40"/>
       </w:pPr>
       <w:r>
         <w:rPr>
           <w:b/>
-          <w:color w:val="0D9488"/>
-          <w:sz w:val="25"/>
+          <w:color w:val="0F172A"/>
+          <w:sz w:val="22"/>
         </w:rPr>
-        <w:t>4.2 The Symmetry-Guided Navier-Stokes Inpainting Pipeline</w:t>
+        <w:t>What We Implemented</w:t>
       </w:r>
     </w:p>
     <w:p>
       <w:r>
-        <w:t>1. Active Lesion Dilation: The segmented tumor mask is dilated by a 7x7 elliptical structuring element to capture the peritumoral transition zone.</w:t>
-        <w:br/>
-        <w:t>2. Contralateral Symmetry Blending: The human brain exhibits bilateral hemispheric symmetry. For unilateral lesions, healthy brain parenchyma from the opposite hemisphere coordinate (W - x, y) is horizontally mirrored and blended across the defect using soft Gaussian alpha masks.</w:t>
-        <w:br/>
-        <w:t>3. Navier-Stokes Mathematical Inpainting: Seams are reconstructed using partial differential equations (cv2.INPAINT_NS) that propagate surrounding white/gray matter intensity gradients along isophotes, followed by bilateral filtering to maintain edge boundaries.</w:t>
-        <w:br/>
-        <w:t>4. Model Re-Inference &amp; Causal Attribution Drop: The synthesized 'tumor-free' scan X_cf is fed back into the model to compute the Causal Attribution Factor:</w:t>
+        <w:t>We developed a Morphometric Radiomics Engine (backend/services/radiomics_engine.py) that translates raw gradient activations into clinical biomarkers.</w:t>
       </w:r>
     </w:p>
     <w:p>
       <w:pPr>
-        <w:jc w:val="center"/>
+        <w:spacing w:before="160" w:after="40"/>
+      </w:pPr>
+      <w:r>
+        <w:rPr>
+          <w:b/>
+          <w:color w:val="0F172A"/>
+          <w:sz w:val="22"/>
+        </w:rPr>
+        <w:t>The 5 Extracted Biomarkers:</w:t>
+      </w:r>
+    </w:p>
+    <w:p>
+      <w:pPr>
+        <w:ind w:left="288"/>
       </w:pPr>
       <w:r>
         <w:rPr>
           <w:b/>
           <w:color w:val="1E3A8A"/>
-          <w:sz w:val="24"/>
         </w:rPr>
-        <w:t>Delta P_tumor = P(Tumor | Original) - P(Tumor | Resected)</w:t>
+        <w:t xml:space="preserve">1. Cross-Sectional Surface Area (mm² &amp; pixel count): </w:t>
+      </w:r>
+      <w:r>
+        <w:t>Based on standard adult cranial MRI FOV (220 mm × 220 mm) mapped to 224 × 224 pixels: 1 pixel ≈ 0.982 mm ⟹ 1 px² ≈ 0.965 mm². Calculates exact pixel area A_px and metric area A_mm2 = A_px × 0.965, along with percentage slice occupancy.</w:t>
       </w:r>
     </w:p>
     <w:p>
+      <w:pPr>
+        <w:ind w:left="288"/>
+      </w:pPr>
       <w:r>
-        <w:t>• Delta P &gt;= 50%: Strong Causal Grounding (High Attribution Fidelity). The model's decision collapses when the tumor is digitally removed, proving mathematically that the prediction is anchored in true lesion tissue.</w:t>
+        <w:rPr>
+          <w:b/>
+          <w:color w:val="1E3A8A"/>
+        </w:rPr>
+        <w:t xml:space="preserve">2. Sphericity &amp; Compactness Index (Ψ ∈ (0, 1]): </w:t>
+      </w:r>
+      <w:r>
+        <w:t>Ψ = (4π * Area) / (Perimeter²). Ψ ≥ 0.65: Circumscribed / Encapsulated (smooth border, typical of Meningioma or Pituitary Adenoma). Ψ &lt; 0.60: Infiltrative / Lobulated (diffuse margins, typical of Glioma).</w:t>
+      </w:r>
+    </w:p>
+    <w:p>
+      <w:pPr>
+        <w:ind w:left="288"/>
+      </w:pPr>
+      <w:r>
+        <w:rPr>
+          <w:b/>
+          <w:color w:val="1E3A8A"/>
+        </w:rPr>
+        <w:t xml:space="preserve">3. Margin Irregularity Score: </w:t>
+      </w:r>
+      <w:r>
+        <w:t>Irregularity = 1.0 - Solidity = 1.0 - (Contour Area / Convex Hull Area). Measures how deeply the tumor margin invades neighboring brain tissue.</w:t>
+      </w:r>
+    </w:p>
+    <w:p>
+      <w:pPr>
+        <w:ind w:left="288"/>
+      </w:pPr>
+      <w:r>
+        <w:rPr>
+          <w:b/>
+          <w:color w:val="1E3A8A"/>
+        </w:rPr>
+        <w:t xml:space="preserve">4. Aspect Ratio: </w:t>
+      </w:r>
+      <w:r>
+        <w:t>Calculated by fitting a minimum-area rotated bounding ellipse to determine tumor elongation (Major Axis / Minor Axis).</w:t>
+      </w:r>
+    </w:p>
+    <w:p>
+      <w:pPr>
+        <w:ind w:left="288"/>
+      </w:pPr>
+      <w:r>
+        <w:rPr>
+          <w:b/>
+          <w:color w:val="1E3A8A"/>
+        </w:rPr>
+        <w:t xml:space="preserve">5. Neuroanatomical Compartment Mapping: </w:t>
+      </w:r>
+      <w:r>
+        <w:t>Using normalized centroid coordinates (cx, cy) and distance from the cranial vault:</w:t>
         <w:br/>
-        <w:t>• Delta P &lt; 25%: Shortcut Alert. Erasing the lesion does not alter model confidence, indicating spurious reliance on background features.</w:t>
+        <w:t>• Sellar / Pituitary Fossa: Centered in the central skull base (cy ∈ [0.50, 0.78], cx ∈ [0.40, 0.60]).</w:t>
         <w:br/>
-        <w:t>• Interactive UI Slider: Reviewers can drag a divider handle (⇄) across the scan to watch the tumor digitally vanish and observe the probability bar drop in real time.</w:t>
+        <w:t>• Extra-Axial Convexity / Dural Border: Lesion abuts the outer skull perimeter (d_center &gt; 0.28).</w:t>
+        <w:br/>
+        <w:t>• Intra-Axial Deep White Matter: Embedded within the cerebral hemispheres.</w:t>
       </w:r>
     </w:p>
     <w:p>
@@ -763,403 +948,119 @@
         <w:rPr>
           <w:b/>
           <w:color w:val="1E3A8A"/>
-          <w:sz w:val="30"/>
+          <w:sz w:val="29"/>
         </w:rPr>
-        <w:t>5. Pillar 3: Quantitative Radiomic Biomarkers &amp; Morphometry</w:t>
+        <w:t>4. End-to-End Pipeline: What Happens When You Upload a Scan</w:t>
       </w:r>
     </w:p>
     <w:p>
       <w:r>
-        <w:t>Neuroradiologists never diagnose brain tumors from a heatmap blob alone. Clinical evaluation requires physical geometry, border infiltration, and anatomical localization consistent with WHO CNS tumor classification criteria. The Radiomics Engine extracts five core biomarkers:</w:t>
+        <w:t>Here is the exact technical execution flow from the moment a file is uploaded to the live UI display:</w:t>
       </w:r>
     </w:p>
     <w:tbl>
       <w:tblPr>
         <w:tblW w:type="auto" w:w="0"/>
         <w:jc w:val="center"/>
-        <w:tblLayout w:type="fixed"/>
         <w:tblLook w:firstColumn="1" w:firstRow="1" w:lastColumn="0" w:lastRow="0" w:noHBand="0" w:noVBand="1" w:val="04A0"/>
       </w:tblPr>
       <w:tblGrid>
-        <w:gridCol w:w="3120"/>
-        <w:gridCol w:w="3120"/>
-        <w:gridCol w:w="3120"/>
+        <w:gridCol w:w="9360"/>
       </w:tblGrid>
       <w:tr>
         <w:tc>
           <w:tcPr>
-            <w:tcW w:type="dxa" w:w="3120"/>
+            <w:tcW w:type="dxa" w:w="9360"/>
             <w:shd w:val="clear" w:color="auto" w:fill="0F172A"/>
-          </w:tcPr>
-          <w:p>
-            <w:r>
-              <w:rPr>
-                <w:b/>
-                <w:color w:val="FFFFFF"/>
-                <w:sz w:val="20"/>
-              </w:rPr>
-              <w:t>Radiomic Biomarker</w:t>
-            </w:r>
-          </w:p>
-        </w:tc>
-        <w:tc>
-          <w:tcPr>
-            <w:tcW w:type="dxa" w:w="3120"/>
-            <w:shd w:val="clear" w:color="auto" w:fill="0F172A"/>
-          </w:tcPr>
-          <w:p>
-            <w:r>
-              <w:rPr>
-                <w:b/>
-                <w:color w:val="FFFFFF"/>
-                <w:sz w:val="20"/>
-              </w:rPr>
-              <w:t>Mathematical Definition / Standard</w:t>
-            </w:r>
-          </w:p>
-        </w:tc>
-        <w:tc>
-          <w:tcPr>
-            <w:tcW w:type="dxa" w:w="3120"/>
-            <w:shd w:val="clear" w:color="auto" w:fill="0F172A"/>
-          </w:tcPr>
-          <w:p>
-            <w:r>
-              <w:rPr>
-                <w:b/>
-                <w:color w:val="FFFFFF"/>
-                <w:sz w:val="20"/>
-              </w:rPr>
-              <w:t>Clinical Diagnostic Relevance</w:t>
-            </w:r>
-          </w:p>
-        </w:tc>
-      </w:tr>
-      <w:tr>
-        <w:tc>
-          <w:tcPr>
-            <w:tcW w:type="dxa" w:w="2592"/>
-            <w:shd w:val="clear" w:color="auto" w:fill="F8FAFC"/>
             <w:tcMar>
-              <w:top w:w="80" w:type="dxa"/>
-              <w:bottom w:w="80" w:type="dxa"/>
-              <w:left w:w="100" w:type="dxa"/>
-              <w:right w:w="100" w:type="dxa"/>
+              <w:top w:w="100" w:type="dxa"/>
+              <w:bottom w:w="100" w:type="dxa"/>
+              <w:left w:w="120" w:type="dxa"/>
+              <w:right w:w="120" w:type="dxa"/>
             </w:tcMar>
           </w:tcPr>
           <w:p>
             <w:r>
               <w:rPr>
-                <w:color w:val="0F172A"/>
-                <w:sz w:val="19"/>
+                <w:rFonts w:ascii="Consolas" w:hAnsi="Consolas"/>
+                <w:color w:val="F1F5F9"/>
+                <w:sz w:val="17"/>
               </w:rPr>
-              <w:t>Estimated Surface Area (mm²)</w:t>
-            </w:r>
-          </w:p>
-        </w:tc>
-        <w:tc>
-          <w:tcPr>
-            <w:tcW w:type="dxa" w:w="3312"/>
-            <w:shd w:val="clear" w:color="auto" w:fill="F8FAFC"/>
-            <w:tcMar>
-              <w:top w:w="80" w:type="dxa"/>
-              <w:bottom w:w="80" w:type="dxa"/>
-              <w:left w:w="100" w:type="dxa"/>
-              <w:right w:w="100" w:type="dxa"/>
-            </w:tcMar>
-          </w:tcPr>
-          <w:p>
-            <w:r>
-              <w:rPr>
-                <w:color w:val="0F172A"/>
-                <w:sz w:val="19"/>
-              </w:rPr>
-              <w:t>A_mm2 = A_px * 0.965</w:t>
+              <w:t>[ Uploaded MRI Scan ]</w:t>
               <w:br/>
-              <w:t>(Standard adult 220mm FOV mapped to 224x224)</w:t>
-            </w:r>
-          </w:p>
-        </w:tc>
-        <w:tc>
-          <w:tcPr>
-            <w:tcW w:type="dxa" w:w="3456"/>
-            <w:shd w:val="clear" w:color="auto" w:fill="F8FAFC"/>
-            <w:tcMar>
-              <w:top w:w="80" w:type="dxa"/>
-              <w:bottom w:w="80" w:type="dxa"/>
-              <w:left w:w="100" w:type="dxa"/>
-              <w:right w:w="100" w:type="dxa"/>
-            </w:tcMar>
-          </w:tcPr>
-          <w:p>
-            <w:r>
-              <w:rPr>
-                <w:color w:val="0F172A"/>
-                <w:sz w:val="19"/>
-              </w:rPr>
-              <w:t>Calculates cross-sectional lesion burden and percentage slice occupancy for surgical and volumetric planning.</w:t>
-            </w:r>
-          </w:p>
-        </w:tc>
-      </w:tr>
-      <w:tr>
-        <w:tc>
-          <w:tcPr>
-            <w:tcW w:type="dxa" w:w="2592"/>
-            <w:shd w:val="clear" w:color="auto" w:fill="FFFFFF"/>
-            <w:tcMar>
-              <w:top w:w="80" w:type="dxa"/>
-              <w:bottom w:w="80" w:type="dxa"/>
-              <w:left w:w="100" w:type="dxa"/>
-              <w:right w:w="100" w:type="dxa"/>
-            </w:tcMar>
-          </w:tcPr>
-          <w:p>
-            <w:r>
-              <w:rPr>
-                <w:color w:val="0F172A"/>
-                <w:sz w:val="19"/>
-              </w:rPr>
-              <w:t>Sphericity Index (Psi)</w:t>
-            </w:r>
-          </w:p>
-        </w:tc>
-        <w:tc>
-          <w:tcPr>
-            <w:tcW w:type="dxa" w:w="3312"/>
-            <w:shd w:val="clear" w:color="auto" w:fill="FFFFFF"/>
-            <w:tcMar>
-              <w:top w:w="80" w:type="dxa"/>
-              <w:bottom w:w="80" w:type="dxa"/>
-              <w:left w:w="100" w:type="dxa"/>
-              <w:right w:w="100" w:type="dxa"/>
-            </w:tcMar>
-          </w:tcPr>
-          <w:p>
-            <w:r>
-              <w:rPr>
-                <w:color w:val="0F172A"/>
-                <w:sz w:val="19"/>
-              </w:rPr>
-              <w:t>Psi = (4 * pi * Area) / (Perimeter^2)</w:t>
+              <w:t xml:space="preserve">         │</w:t>
               <w:br/>
-              <w:t>Range: (0.0, 1.0]</w:t>
-            </w:r>
-          </w:p>
-        </w:tc>
-        <w:tc>
-          <w:tcPr>
-            <w:tcW w:type="dxa" w:w="3456"/>
-            <w:shd w:val="clear" w:color="auto" w:fill="FFFFFF"/>
-            <w:tcMar>
-              <w:top w:w="80" w:type="dxa"/>
-              <w:bottom w:w="80" w:type="dxa"/>
-              <w:left w:w="100" w:type="dxa"/>
-              <w:right w:w="100" w:type="dxa"/>
-            </w:tcMar>
-          </w:tcPr>
-          <w:p>
-            <w:r>
-              <w:rPr>
-                <w:color w:val="0F172A"/>
-                <w:sz w:val="19"/>
-              </w:rPr>
-              <w:t>Psi &gt;= 0.65 indicates smooth, circumscribed borders (typical of benign Meningiomas and Pituitary Adenomas). Psi &lt; 0.60 indicates infiltrative margins (typical of Gliomas).</w:t>
-            </w:r>
-          </w:p>
-        </w:tc>
-      </w:tr>
-      <w:tr>
-        <w:tc>
-          <w:tcPr>
-            <w:tcW w:type="dxa" w:w="2592"/>
-            <w:shd w:val="clear" w:color="auto" w:fill="F8FAFC"/>
-            <w:tcMar>
-              <w:top w:w="80" w:type="dxa"/>
-              <w:bottom w:w="80" w:type="dxa"/>
-              <w:left w:w="100" w:type="dxa"/>
-              <w:right w:w="100" w:type="dxa"/>
-            </w:tcMar>
-          </w:tcPr>
-          <w:p>
-            <w:r>
-              <w:rPr>
-                <w:color w:val="0F172A"/>
-                <w:sz w:val="19"/>
-              </w:rPr>
-              <w:t>Margin Irregularity Score</w:t>
-            </w:r>
-          </w:p>
-        </w:tc>
-        <w:tc>
-          <w:tcPr>
-            <w:tcW w:type="dxa" w:w="3312"/>
-            <w:shd w:val="clear" w:color="auto" w:fill="F8FAFC"/>
-            <w:tcMar>
-              <w:top w:w="80" w:type="dxa"/>
-              <w:bottom w:w="80" w:type="dxa"/>
-              <w:left w:w="100" w:type="dxa"/>
-              <w:right w:w="100" w:type="dxa"/>
-            </w:tcMar>
-          </w:tcPr>
-          <w:p>
-            <w:r>
-              <w:rPr>
-                <w:color w:val="0F172A"/>
-                <w:sz w:val="19"/>
-              </w:rPr>
-              <w:t>Irregularity = 1.0 - (Area / Convex_Hull_Area)</w:t>
-            </w:r>
-          </w:p>
-        </w:tc>
-        <w:tc>
-          <w:tcPr>
-            <w:tcW w:type="dxa" w:w="3456"/>
-            <w:shd w:val="clear" w:color="auto" w:fill="F8FAFC"/>
-            <w:tcMar>
-              <w:top w:w="80" w:type="dxa"/>
-              <w:bottom w:w="80" w:type="dxa"/>
-              <w:left w:w="100" w:type="dxa"/>
-              <w:right w:w="100" w:type="dxa"/>
-            </w:tcMar>
-          </w:tcPr>
-          <w:p>
-            <w:r>
-              <w:rPr>
-                <w:color w:val="0F172A"/>
-                <w:sz w:val="19"/>
-              </w:rPr>
-              <w:t>Quantifies border roughness and lobulation. High irregularity reflects invasive parenchymal infiltration.</w:t>
-            </w:r>
-          </w:p>
-        </w:tc>
-      </w:tr>
-      <w:tr>
-        <w:tc>
-          <w:tcPr>
-            <w:tcW w:type="dxa" w:w="2592"/>
-            <w:shd w:val="clear" w:color="auto" w:fill="FFFFFF"/>
-            <w:tcMar>
-              <w:top w:w="80" w:type="dxa"/>
-              <w:bottom w:w="80" w:type="dxa"/>
-              <w:left w:w="100" w:type="dxa"/>
-              <w:right w:w="100" w:type="dxa"/>
-            </w:tcMar>
-          </w:tcPr>
-          <w:p>
-            <w:r>
-              <w:rPr>
-                <w:color w:val="0F172A"/>
-                <w:sz w:val="19"/>
-              </w:rPr>
-              <w:t>Aspect Ratio &amp; Perimeter</w:t>
-            </w:r>
-          </w:p>
-        </w:tc>
-        <w:tc>
-          <w:tcPr>
-            <w:tcW w:type="dxa" w:w="3312"/>
-            <w:shd w:val="clear" w:color="auto" w:fill="FFFFFF"/>
-            <w:tcMar>
-              <w:top w:w="80" w:type="dxa"/>
-              <w:bottom w:w="80" w:type="dxa"/>
-              <w:left w:w="100" w:type="dxa"/>
-              <w:right w:w="100" w:type="dxa"/>
-            </w:tcMar>
-          </w:tcPr>
-          <w:p>
-            <w:r>
-              <w:rPr>
-                <w:color w:val="0F172A"/>
-                <w:sz w:val="19"/>
-              </w:rPr>
-              <w:t>Ratio = Major_Axis / Minor_Axis (Fitted rotated ellipse)</w:t>
-            </w:r>
-          </w:p>
-        </w:tc>
-        <w:tc>
-          <w:tcPr>
-            <w:tcW w:type="dxa" w:w="3456"/>
-            <w:shd w:val="clear" w:color="auto" w:fill="FFFFFF"/>
-            <w:tcMar>
-              <w:top w:w="80" w:type="dxa"/>
-              <w:bottom w:w="80" w:type="dxa"/>
-              <w:left w:w="100" w:type="dxa"/>
-              <w:right w:w="100" w:type="dxa"/>
-            </w:tcMar>
-          </w:tcPr>
-          <w:p>
-            <w:r>
-              <w:rPr>
-                <w:color w:val="0F172A"/>
-                <w:sz w:val="19"/>
-              </w:rPr>
-              <w:t>Evaluates lesion elongation and structural mass effect.</w:t>
-            </w:r>
-          </w:p>
-        </w:tc>
-      </w:tr>
-      <w:tr>
-        <w:tc>
-          <w:tcPr>
-            <w:tcW w:type="dxa" w:w="2592"/>
-            <w:shd w:val="clear" w:color="auto" w:fill="F8FAFC"/>
-            <w:tcMar>
-              <w:top w:w="80" w:type="dxa"/>
-              <w:bottom w:w="80" w:type="dxa"/>
-              <w:left w:w="100" w:type="dxa"/>
-              <w:right w:w="100" w:type="dxa"/>
-            </w:tcMar>
-          </w:tcPr>
-          <w:p>
-            <w:r>
-              <w:rPr>
-                <w:color w:val="0F172A"/>
-                <w:sz w:val="19"/>
-              </w:rPr>
-              <w:t>Neuroanatomical Locus</w:t>
-            </w:r>
-          </w:p>
-        </w:tc>
-        <w:tc>
-          <w:tcPr>
-            <w:tcW w:type="dxa" w:w="3312"/>
-            <w:shd w:val="clear" w:color="auto" w:fill="F8FAFC"/>
-            <w:tcMar>
-              <w:top w:w="80" w:type="dxa"/>
-              <w:bottom w:w="80" w:type="dxa"/>
-              <w:left w:w="100" w:type="dxa"/>
-              <w:right w:w="100" w:type="dxa"/>
-            </w:tcMar>
-          </w:tcPr>
-          <w:p>
-            <w:r>
-              <w:rPr>
-                <w:color w:val="0F172A"/>
-                <w:sz w:val="19"/>
-              </w:rPr>
-              <w:t>Heuristic mapping based on normalized centroid coordinates (cx, cy) and skull distance.</w:t>
-            </w:r>
-          </w:p>
-        </w:tc>
-        <w:tc>
-          <w:tcPr>
-            <w:tcW w:type="dxa" w:w="3456"/>
-            <w:shd w:val="clear" w:color="auto" w:fill="F8FAFC"/>
-            <w:tcMar>
-              <w:top w:w="80" w:type="dxa"/>
-              <w:bottom w:w="80" w:type="dxa"/>
-              <w:left w:w="100" w:type="dxa"/>
-              <w:right w:w="100" w:type="dxa"/>
-            </w:tcMar>
-          </w:tcPr>
-          <w:p>
-            <w:r>
-              <w:rPr>
-                <w:color w:val="0F172A"/>
-                <w:sz w:val="19"/>
-              </w:rPr>
-              <w:t>Classifies compartment into: Sellar / Pituitary Fossa, Extra-Axial Convexity / Dural Border, or Intra-Axial Deep White Matter.</w:t>
+              <w:t xml:space="preserve">         ▼</w:t>
+              <w:br/>
+              <w:t>[ Step 1: Input Validation &amp; Image Quality Gate ]</w:t>
+              <w:br/>
+              <w:t xml:space="preserve">  ├── File Header &amp; Channel Integrity (RGB 224x224 standardization)</w:t>
+              <w:br/>
+              <w:t xml:space="preserve">  ├── Image Quality: SNR, Contrast Ratio, Laplacian Blur Variance</w:t>
+              <w:br/>
+              <w:t xml:space="preserve">  └── OOD Detection: Monochromatic consistency, border air-to-skull ratio</w:t>
+              <w:br/>
+              <w:t xml:space="preserve">         │ (If Passed)</w:t>
+              <w:br/>
+              <w:t xml:space="preserve">         ▼</w:t>
+              <w:br/>
+              <w:t>[ Step 2: Unified Inference &amp; Grad-CAM Extraction ]</w:t>
+              <w:br/>
+              <w:t xml:space="preserve">  ├── EfficientNet-B0 forward pass: Generates calibrated class probability vector</w:t>
+              <w:br/>
+              <w:t xml:space="preserve">  └── Native GradientTape: Backpropagates top predicted class to 'top_conv' layer -&gt; Heatmap</w:t>
+              <w:br/>
+              <w:t xml:space="preserve">         │</w:t>
+              <w:br/>
+              <w:t xml:space="preserve">         ├───► [ Step 3: Conformal Uncertainty Engine ]</w:t>
+              <w:br/>
+              <w:t xml:space="preserve">         │       ├── Computes non-conformity against calibration threshold</w:t>
+              <w:br/>
+              <w:t xml:space="preserve">         │       ├── Returns 95% Confidence Prediction Set e.g. {"Glioma", "Meningioma"}</w:t>
+              <w:br/>
+              <w:t xml:space="preserve">         │       └── Calculates Shannon Entropy &amp; Epistemic Uncertainty Gauge</w:t>
+              <w:br/>
+              <w:t xml:space="preserve">         │</w:t>
+              <w:br/>
+              <w:t xml:space="preserve">         ├───► [ Step 4: Quantitative Radiomics Profiler ]</w:t>
+              <w:br/>
+              <w:t xml:space="preserve">         │       ├── Adaptive Otsu thresholding on smoothed saliency map</w:t>
+              <w:br/>
+              <w:t xml:space="preserve">         │       ├── Primary lesion contour &amp; bounding box extraction</w:t>
+              <w:br/>
+              <w:t xml:space="preserve">         │       ├── Calculates Area (mm²), Sphericity Index (Ψ), Margin Irregularity</w:t>
+              <w:br/>
+              <w:t xml:space="preserve">         │       ├── Classifies Neuroanatomical Compartment (Sellar / Intra-axial / Extra-axial)</w:t>
+              <w:br/>
+              <w:t xml:space="preserve">         │       └── Generates Cyan Precision Margin Contour Overlay</w:t>
+              <w:br/>
+              <w:t xml:space="preserve">         │</w:t>
+              <w:br/>
+              <w:t xml:space="preserve">         └───► [ Step 5: Counterfactual Digital Lesion Resection ]</w:t>
+              <w:br/>
+              <w:t xml:space="preserve">                 ├── Dilation of lesion mask + Contralateral symmetry blending</w:t>
+              <w:br/>
+              <w:t xml:space="preserve">                 ├── Navier-Stokes inpainting fills defect with healthy brain parenchyma</w:t>
+              <w:br/>
+              <w:t xml:space="preserve">                 ├── Re-inference on synthesized "tumor-removed" scan (X_cf)</w:t>
+              <w:br/>
+              <w:t xml:space="preserve">                 ├── Computes Causal Attribution Factor: ΔP = P(Tumor|Real) - P(Tumor|Ablated)</w:t>
+              <w:br/>
+              <w:t xml:space="preserve">                 └── Confirms "Strong Causal Grounding" (ΔP &gt;= 50%)</w:t>
+              <w:br/>
+              <w:t xml:space="preserve">                         │</w:t>
+              <w:br/>
+              <w:t xml:space="preserve">                         ▼</w:t>
+              <w:br/>
+              <w:t xml:space="preserve">       [ Step 6: Interactive Next.js Clinical Decision Cockpit ]</w:t>
+              <w:br/>
+              <w:t xml:space="preserve">         ├── Prediction Card &amp; Probability Breakdown</w:t>
+              <w:br/>
+              <w:t xml:space="preserve">         ├── 95% Conformal Prediction Set &amp; Uncertainty Meter</w:t>
+              <w:br/>
+              <w:t xml:space="preserve">         ├── Quantitative Radiomics HUD with Contour Toggle</w:t>
+              <w:br/>
+              <w:t xml:space="preserve">         └── Interactive Before/After Resection Slider (⇄)</w:t>
             </w:r>
           </w:p>
         </w:tc>
@@ -1167,7 +1068,7 @@
     </w:tbl>
     <w:p>
       <w:pPr>
-        <w:spacing w:after="200"/>
+        <w:spacing w:after="120"/>
       </w:pPr>
     </w:p>
     <w:p>
@@ -1178,216 +1079,14 @@
         <w:rPr>
           <w:b/>
           <w:color w:val="1E3A8A"/>
-          <w:sz w:val="30"/>
+          <w:sz w:val="29"/>
         </w:rPr>
-        <w:t>6. System Architecture &amp; Codebase Implementation</w:t>
+        <w:t>5. Summary Cheat Sheet for Professors &amp; Reviewers</w:t>
       </w:r>
     </w:p>
     <w:p>
       <w:r>
-        <w:t>NeuroCausal-X was built as a non-destructive augmentation layer over the fine-tuned EfficientNet-B0 backbone. It introduces zero regression to existing models and preserves 100% test compatibility across all 44 unit and regression tests:</w:t>
-      </w:r>
-    </w:p>
-    <w:p>
-      <w:pPr>
-        <w:spacing w:after="60"/>
-        <w:ind w:left="288"/>
-      </w:pPr>
-      <w:r>
-        <w:rPr>
-          <w:b/>
-          <w:color w:val="1E3A8A"/>
-          <w:sz w:val="20"/>
-        </w:rPr>
-        <w:t xml:space="preserve">• backend/services/conformal_engine.py: </w:t>
-      </w:r>
-      <w:r>
-        <w:rPr>
-          <w:color w:val="475569"/>
-          <w:sz w:val="20"/>
-        </w:rPr>
-        <w:t>Implements inductive split conformal prediction, non-conformity quantiles, Shannon entropy, and ambiguity flagging.</w:t>
-      </w:r>
-    </w:p>
-    <w:p>
-      <w:pPr>
-        <w:spacing w:after="60"/>
-        <w:ind w:left="288"/>
-      </w:pPr>
-      <w:r>
-        <w:rPr>
-          <w:b/>
-          <w:color w:val="1E3A8A"/>
-          <w:sz w:val="20"/>
-        </w:rPr>
-        <w:t xml:space="preserve">• backend/services/radiomics_engine.py: </w:t>
-      </w:r>
-      <w:r>
-        <w:rPr>
-          <w:color w:val="475569"/>
-          <w:sz w:val="20"/>
-        </w:rPr>
-        <w:t>Extracts primary lesion contour, mm² area, sphericity index (Psi), margin irregularity, and anatomical compartment.</w:t>
-      </w:r>
-    </w:p>
-    <w:p>
-      <w:pPr>
-        <w:spacing w:after="60"/>
-        <w:ind w:left="288"/>
-      </w:pPr>
-      <w:r>
-        <w:rPr>
-          <w:b/>
-          <w:color w:val="1E3A8A"/>
-          <w:sz w:val="20"/>
-        </w:rPr>
-        <w:t xml:space="preserve">• backend/services/causal_inpainter.py: </w:t>
-      </w:r>
-      <w:r>
-        <w:rPr>
-          <w:color w:val="475569"/>
-          <w:sz w:val="20"/>
-        </w:rPr>
-        <w:t>Performs symmetry-guided Navier-Stokes digital lesion resection and evaluates Delta-P causal attribution drop.</w:t>
-      </w:r>
-    </w:p>
-    <w:p>
-      <w:pPr>
-        <w:spacing w:after="60"/>
-        <w:ind w:left="288"/>
-      </w:pPr>
-      <w:r>
-        <w:rPr>
-          <w:b/>
-          <w:color w:val="1E3A8A"/>
-          <w:sz w:val="20"/>
-        </w:rPr>
-        <w:t xml:space="preserve">• backend/routes/analyze.py: </w:t>
-      </w:r>
-      <w:r>
-        <w:rPr>
-          <w:color w:val="475569"/>
-          <w:sz w:val="20"/>
-        </w:rPr>
-        <w:t>Augmented FastAPI endpoint /api/analyze to orchestrate inference, conformal sets, radiomics, and counterfactuals.</w:t>
-      </w:r>
-    </w:p>
-    <w:p>
-      <w:pPr>
-        <w:spacing w:after="60"/>
-        <w:ind w:left="288"/>
-      </w:pPr>
-      <w:r>
-        <w:rPr>
-          <w:b/>
-          <w:color w:val="1E3A8A"/>
-          <w:sz w:val="20"/>
-        </w:rPr>
-        <w:t xml:space="preserve">• frontend/components/ConformalSetCard.tsx: </w:t>
-      </w:r>
-      <w:r>
-        <w:rPr>
-          <w:color w:val="475569"/>
-          <w:sz w:val="20"/>
-        </w:rPr>
-        <w:t>Interactive visual card displaying 95% confidence prediction sets, singleton/bimodal status, and epistemic uncertainty.</w:t>
-      </w:r>
-    </w:p>
-    <w:p>
-      <w:pPr>
-        <w:spacing w:after="60"/>
-        <w:ind w:left="288"/>
-      </w:pPr>
-      <w:r>
-        <w:rPr>
-          <w:b/>
-          <w:color w:val="1E3A8A"/>
-          <w:sz w:val="20"/>
-        </w:rPr>
-        <w:t xml:space="preserve">• frontend/components/CounterfactualSlider.tsx: </w:t>
-      </w:r>
-      <w:r>
-        <w:rPr>
-          <w:color w:val="475569"/>
-          <w:sz w:val="20"/>
-        </w:rPr>
-        <w:t>Interactive before/after digital resection split slider allowing clinicians to slide across the scan (⇄).</w:t>
-      </w:r>
-    </w:p>
-    <w:p>
-      <w:pPr>
-        <w:spacing w:after="60"/>
-        <w:ind w:left="288"/>
-      </w:pPr>
-      <w:r>
-        <w:rPr>
-          <w:b/>
-          <w:color w:val="1E3A8A"/>
-          <w:sz w:val="20"/>
-        </w:rPr>
-        <w:t xml:space="preserve">• frontend/components/RadiomicProfileCard.tsx: </w:t>
-      </w:r>
-      <w:r>
-        <w:rPr>
-          <w:color w:val="475569"/>
-          <w:sz w:val="20"/>
-        </w:rPr>
-        <w:t>HUD displaying cross-sectional area, sphericity, margin irregularity, anatomical compartment, and precision contour toggle.</w:t>
-      </w:r>
-    </w:p>
-    <w:p>
-      <w:pPr>
-        <w:spacing w:after="60"/>
-        <w:ind w:left="288"/>
-      </w:pPr>
-      <w:r>
-        <w:rPr>
-          <w:b/>
-          <w:color w:val="1E3A8A"/>
-          <w:sz w:val="20"/>
-        </w:rPr>
-        <w:t xml:space="preserve">• frontend/lib/storage.ts: </w:t>
-      </w:r>
-      <w:r>
-        <w:rPr>
-          <w:color w:val="475569"/>
-          <w:sz w:val="20"/>
-        </w:rPr>
-        <w:t>Quota-guarded localStorage utility that sanitizes heavy image payloads and prevents browser QuotaExceededErrors.</w:t>
-      </w:r>
-    </w:p>
-    <w:p>
-      <w:pPr>
-        <w:spacing w:after="60"/>
-        <w:ind w:left="288"/>
-      </w:pPr>
-      <w:r>
-        <w:rPr>
-          <w:b/>
-          <w:color w:val="1E3A8A"/>
-          <w:sz w:val="20"/>
-        </w:rPr>
-        <w:t xml:space="preserve">• tests/test_neurocausal_x.py: </w:t>
-      </w:r>
-      <w:r>
-        <w:rPr>
-          <w:color w:val="475569"/>
-          <w:sz w:val="20"/>
-        </w:rPr>
-        <w:t>Comprehensive test suite covering conformal bounds, radiomic stability, inpainting execution, and end-to-end API response.</w:t>
-      </w:r>
-    </w:p>
-    <w:p>
-      <w:pPr>
-        <w:spacing w:before="360" w:after="120"/>
-      </w:pPr>
-      <w:r>
-        <w:rPr>
-          <w:b/>
-          <w:color w:val="1E3A8A"/>
-          <w:sz w:val="30"/>
-        </w:rPr>
-        <w:t>7. Anticipated Professor Questions &amp; Exact Answers (Review Cheatsheet)</w:t>
+        <w:t>If a professor or evaluator asks about your project's novelty during a review, here are the key questions and how to answer them:</w:t>
       </w:r>
     </w:p>
     <w:p>
@@ -1398,23 +1097,57 @@
         <w:rPr>
           <w:b/>
           <w:color w:val="1E3A8A"/>
-          <w:sz w:val="21"/>
         </w:rPr>
-        <w:t>Q1: 'Why did you build NeuroCausal-X instead of stopping at Grad-CAM like other projects?'</w:t>
+        <w:t>Q1: "Why did you implement this instead of just stopping at Grad-CAM?"</w:t>
       </w:r>
     </w:p>
+    <w:tbl>
+      <w:tblPr>
+        <w:tblW w:type="auto" w:w="0"/>
+        <w:jc w:val="center"/>
+        <w:tblLook w:firstColumn="1" w:firstRow="1" w:lastColumn="0" w:lastRow="0" w:noHBand="0" w:noVBand="1" w:val="04A0"/>
+      </w:tblPr>
+      <w:tblGrid>
+        <w:gridCol w:w="9360"/>
+      </w:tblGrid>
+      <w:tr>
+        <w:tc>
+          <w:tcPr>
+            <w:tcW w:type="dxa" w:w="9360"/>
+            <w:shd w:val="clear" w:color="auto" w:fill="F8FAFC"/>
+            <w:tcMar>
+              <w:top w:w="90" w:type="dxa"/>
+              <w:bottom w:w="90" w:type="dxa"/>
+              <w:left w:w="130" w:type="dxa"/>
+              <w:right w:w="130" w:type="dxa"/>
+            </w:tcMar>
+          </w:tcPr>
+          <w:p>
+            <w:r>
+              <w:rPr>
+                <w:b/>
+                <w:color w:val="1E3A8A"/>
+                <w:sz w:val="20"/>
+              </w:rPr>
+              <w:t>Your Exact Answer:</w:t>
+              <w:br/>
+            </w:r>
+            <w:r>
+              <w:rPr>
+                <w:i/>
+                <w:color w:val="475569"/>
+                <w:sz w:val="20"/>
+              </w:rPr>
+              <w:t>"Grad-CAM only shows where gradients were high—it demonstrates correlation, not causality. Deep networks frequently suffer from shortcut learning, where they focus on skull bone, contrast variations, or scanner artifacts. To solve this, we created NeuroCausal-X: a counterfactual inpainting engine that digitally resects the tumor using healthy contralateral tissue and re-tests the model. Measuring the resulting confidence drop (ΔP) mathematically proves whether the model's prediction was caused by the tumor itself."</w:t>
+            </w:r>
+          </w:p>
+        </w:tc>
+      </w:tr>
+    </w:tbl>
     <w:p>
       <w:pPr>
-        <w:spacing w:after="120"/>
-        <w:ind w:left="288"/>
+        <w:spacing w:after="80"/>
       </w:pPr>
-      <w:r>
-        <w:rPr>
-          <w:color w:val="475569"/>
-          <w:sz w:val="20"/>
-        </w:rPr>
-        <w:t>Answer: 'Grad-CAM only displays gradient correlation—it does not prove causality. Models often suffer from shortcut learning, focusing on skull bone, patient positioning, or scanner contrast rather than the tumor. NeuroCausal-X introduces counterfactual digital resection: we digitally inpaint the tumor using healthy contralateral brain tissue and re-test the AI. A major confidence drop (Delta-P &gt;= 50%) provides irrefutable mathematical proof that the model made its decision based on the tumor, not image artifacts.'</w:t>
-      </w:r>
     </w:p>
     <w:p>
       <w:pPr>
@@ -1424,23 +1157,57 @@
         <w:rPr>
           <w:b/>
           <w:color w:val="1E3A8A"/>
-          <w:sz w:val="21"/>
         </w:rPr>
-        <w:t>Q2: 'Why should clinicians trust your model probabilities over standard softmax?'</w:t>
+        <w:t>Q2: "Why can we trust your confidence percentages? Isn't softmax uncalibrated?"</w:t>
       </w:r>
     </w:p>
+    <w:tbl>
+      <w:tblPr>
+        <w:tblW w:type="auto" w:w="0"/>
+        <w:jc w:val="center"/>
+        <w:tblLook w:firstColumn="1" w:firstRow="1" w:lastColumn="0" w:lastRow="0" w:noHBand="0" w:noVBand="1" w:val="04A0"/>
+      </w:tblPr>
+      <w:tblGrid>
+        <w:gridCol w:w="9360"/>
+      </w:tblGrid>
+      <w:tr>
+        <w:tc>
+          <w:tcPr>
+            <w:tcW w:type="dxa" w:w="9360"/>
+            <w:shd w:val="clear" w:color="auto" w:fill="F8FAFC"/>
+            <w:tcMar>
+              <w:top w:w="90" w:type="dxa"/>
+              <w:bottom w:w="90" w:type="dxa"/>
+              <w:left w:w="130" w:type="dxa"/>
+              <w:right w:w="130" w:type="dxa"/>
+            </w:tcMar>
+          </w:tcPr>
+          <w:p>
+            <w:r>
+              <w:rPr>
+                <w:b/>
+                <w:color w:val="1E3A8A"/>
+                <w:sz w:val="20"/>
+              </w:rPr>
+              <w:t>Your Exact Answer:</w:t>
+              <w:br/>
+            </w:r>
+            <w:r>
+              <w:rPr>
+                <w:i/>
+                <w:color w:val="475569"/>
+                <w:sz w:val="20"/>
+              </w:rPr>
+              <w:t>"Yes, standard softmax probabilities are notoriously overconfident and cannot be treated as clinical risk probabilities. Rather than using ad-hoc heuristics, we implemented Split Conformal Prediction, which provides a distribution-free 95% statistical coverage guarantee (P(Y ∈ Ĉ) ≥ 95%). If a scan is ambiguous between Glioma and Meningioma, the model outputs a differential prediction set with an epistemic ambiguity flag, alerting the clinician to order secondary reviews rather than taking a silent 50/50 gamble."</w:t>
+            </w:r>
+          </w:p>
+        </w:tc>
+      </w:tr>
+    </w:tbl>
     <w:p>
       <w:pPr>
-        <w:spacing w:after="120"/>
-        <w:ind w:left="288"/>
+        <w:spacing w:after="80"/>
       </w:pPr>
-      <w:r>
-        <w:rPr>
-          <w:color w:val="475569"/>
-          <w:sz w:val="20"/>
-        </w:rPr>
-        <w:t>Answer: 'Softmax probabilities are notoriously overconfident and poorly calibrated. Rather than relying on arbitrary heuristics, we implemented Split Conformal Prediction, which provides a rigorous, distribution-free 95% statistical coverage guarantee (P(Y in C) &gt;= 95%). When a scan is ambiguous between Glioma and Meningioma, the system returns a differential prediction set with an epistemic ambiguity flag, ensuring patient safety rather than forcing a hazardous single guess.'</w:t>
-      </w:r>
     </w:p>
     <w:p>
       <w:pPr>
@@ -1450,23 +1217,57 @@
         <w:rPr>
           <w:b/>
           <w:color w:val="1E3A8A"/>
-          <w:sz w:val="21"/>
         </w:rPr>
-        <w:t>Q3: 'How do your radiomics help real radiologists?'</w:t>
+        <w:t>Q3: "What makes your explainability clinically useful to a real neuroradiologist?"</w:t>
       </w:r>
     </w:p>
+    <w:tbl>
+      <w:tblPr>
+        <w:tblW w:type="auto" w:w="0"/>
+        <w:jc w:val="center"/>
+        <w:tblLook w:firstColumn="1" w:firstRow="1" w:lastColumn="0" w:lastRow="0" w:noHBand="0" w:noVBand="1" w:val="04A0"/>
+      </w:tblPr>
+      <w:tblGrid>
+        <w:gridCol w:w="9360"/>
+      </w:tblGrid>
+      <w:tr>
+        <w:tc>
+          <w:tcPr>
+            <w:tcW w:type="dxa" w:w="9360"/>
+            <w:shd w:val="clear" w:color="auto" w:fill="F8FAFC"/>
+            <w:tcMar>
+              <w:top w:w="90" w:type="dxa"/>
+              <w:bottom w:w="90" w:type="dxa"/>
+              <w:left w:w="130" w:type="dxa"/>
+              <w:right w:w="130" w:type="dxa"/>
+            </w:tcMar>
+          </w:tcPr>
+          <w:p>
+            <w:r>
+              <w:rPr>
+                <w:b/>
+                <w:color w:val="1E3A8A"/>
+                <w:sz w:val="20"/>
+              </w:rPr>
+              <w:t>Your Exact Answer:</w:t>
+              <w:br/>
+            </w:r>
+            <w:r>
+              <w:rPr>
+                <w:i/>
+                <w:color w:val="475569"/>
+                <w:sz w:val="20"/>
+              </w:rPr>
+              <w:t>"Radiologists cannot measure surgical resection margins from a thermal heatmap. Our radiomics engine extracts quantified physical biomarkers directly from the segmented lesion contour: surface area in mm², border sphericity index (Ψ), margin irregularity, and anatomical compartment localization (e.g. Sellar region vs. Extra-axial dural attachment vs. Deep white matter). This bridges the gap between deep learning features and standard WHO CNS diagnostic criteria."</w:t>
+            </w:r>
+          </w:p>
+        </w:tc>
+      </w:tr>
+    </w:tbl>
     <w:p>
       <w:pPr>
-        <w:spacing w:after="120"/>
-        <w:ind w:left="288"/>
+        <w:spacing w:after="80"/>
       </w:pPr>
-      <w:r>
-        <w:rPr>
-          <w:color w:val="475569"/>
-          <w:sz w:val="20"/>
-        </w:rPr>
-        <w:t>Answer: 'A radiologist cannot measure surgical margins from a thermal heatmap. Our radiomics engine extracts quantified physical biomarkers directly from the segmented lesion contour: surface area in mm², boundary sphericity (Psi), margin irregularity, and anatomical compartment (Sellar region vs. Extra-axial dural attachment vs. Deep white matter). This bridges the gap between deep learning features and standard WHO CNS diagnostic criteria.'</w:t>
-      </w:r>
     </w:p>
     <w:sectPr>
       <w:pgSz w:w="12240" w:h="15840"/>
